--- a/Files/06 - Yom Tov/14 - Simchas Torah/5785/Simchas Torah 5785.docx
+++ b/Files/06 - Yom Tov/14 - Simchas Torah/5785/Simchas Torah 5785.docx
@@ -47,7 +47,7 @@
         <w:rPr>
           <w:rFonts w:ascii="Times New Roman" w:hAnsi="Times New Roman" w:cs="Times New Roman"/>
         </w:rPr>
-        <w:t xml:space="preserve">. The famous </w:t>
+        <w:t xml:space="preserve">. The </w:t>
       </w:r>
       <w:r>
         <w:rPr>
@@ -95,7 +95,7 @@
           <w:rFonts w:ascii="Times New Roman" w:hAnsi="Times New Roman" w:cs="Times New Roman" w:hint="cs"/>
           <w:rtl/>
         </w:rPr>
-        <w:t xml:space="preserve">העבודה </w:t>
+        <w:t>העבודה</w:t>
       </w:r>
       <w:r>
         <w:rPr>
@@ -128,7 +128,19 @@
         <w:rPr>
           <w:rFonts w:ascii="Times New Roman" w:hAnsi="Times New Roman" w:cs="Times New Roman"/>
         </w:rPr>
-        <w:t xml:space="preserve"> is given the promise that the Torah will remain in his family by him, his whole family, and by all future </w:t>
+        <w:t xml:space="preserve"> is given the promise that the Torah will remain in his family </w:t>
+      </w:r>
+      <w:r>
+        <w:rPr>
+          <w:rFonts w:ascii="Times New Roman" w:hAnsi="Times New Roman" w:cs="Times New Roman"/>
+        </w:rPr>
+        <w:t>for</w:t>
+      </w:r>
+      <w:r>
+        <w:rPr>
+          <w:rFonts w:ascii="Times New Roman" w:hAnsi="Times New Roman" w:cs="Times New Roman"/>
+        </w:rPr>
+        <w:t xml:space="preserve"> all future </w:t>
       </w:r>
       <w:r>
         <w:rPr>
@@ -141,7 +153,7 @@
         <w:rPr>
           <w:rFonts w:ascii="Times New Roman" w:hAnsi="Times New Roman" w:cs="Times New Roman"/>
         </w:rPr>
-        <w:t xml:space="preserve"> as well. </w:t>
+        <w:t xml:space="preserve">. </w:t>
       </w:r>
       <w:r>
         <w:rPr>
@@ -159,7 +171,19 @@
         <w:rPr>
           <w:rFonts w:ascii="Times New Roman" w:hAnsi="Times New Roman" w:cs="Times New Roman"/>
         </w:rPr>
-        <w:t xml:space="preserve"> Elimelech Biderman quotes R Chaim Vital</w:t>
+        <w:t xml:space="preserve"> Elimelech Biderman quotes R</w:t>
+      </w:r>
+      <w:r>
+        <w:rPr>
+          <w:rFonts w:ascii="Times New Roman" w:hAnsi="Times New Roman" w:cs="Times New Roman"/>
+        </w:rPr>
+        <w:t>’</w:t>
+      </w:r>
+      <w:r>
+        <w:rPr>
+          <w:rFonts w:ascii="Times New Roman" w:hAnsi="Times New Roman" w:cs="Times New Roman"/>
+        </w:rPr>
+        <w:t xml:space="preserve"> Chaim Vital</w:t>
       </w:r>
       <w:r>
         <w:rPr>
@@ -197,7 +221,7 @@
           <w:rFonts w:ascii="Times New Roman" w:hAnsi="Times New Roman" w:cs="Times New Roman"/>
           <w:rtl/>
         </w:rPr>
-        <w:t>״</w:t>
+        <w:t>"</w:t>
       </w:r>
       <w:r>
         <w:rPr>
@@ -608,7 +632,13 @@
         <w:rPr>
           <w:rFonts w:ascii="Times New Roman" w:hAnsi="Times New Roman" w:cs="Times New Roman"/>
         </w:rPr>
-        <w:t xml:space="preserve"> by itself, but he said it was</w:t>
+        <w:t xml:space="preserve"> by itself, but he said it </w:t>
+      </w:r>
+      <w:r>
+        <w:rPr>
+          <w:rFonts w:ascii="Times New Roman" w:hAnsi="Times New Roman" w:cs="Times New Roman"/>
+        </w:rPr>
+        <w:t>means</w:t>
       </w:r>
       <w:r>
         <w:rPr>
@@ -791,7 +821,103 @@
         <w:rPr>
           <w:rFonts w:ascii="Times New Roman" w:hAnsi="Times New Roman" w:cs="Times New Roman"/>
         </w:rPr>
-        <w:t xml:space="preserve"> explains that there</w:t>
+        <w:t xml:space="preserve"> explains: </w:t>
+      </w:r>
+      <w:r>
+        <w:rPr>
+          <w:rFonts w:ascii="Times New Roman" w:hAnsi="Times New Roman" w:cs="Times New Roman"/>
+        </w:rPr>
+        <w:t>the pasuk</w:t>
+      </w:r>
+      <w:r>
+        <w:rPr>
+          <w:rFonts w:ascii="Times New Roman" w:hAnsi="Times New Roman" w:cs="Times New Roman"/>
+        </w:rPr>
+        <w:t>im</w:t>
+      </w:r>
+      <w:r>
+        <w:rPr>
+          <w:rFonts w:ascii="Times New Roman" w:hAnsi="Times New Roman" w:cs="Times New Roman"/>
+        </w:rPr>
+        <w:t xml:space="preserve"> </w:t>
+      </w:r>
+      <w:r>
+        <w:rPr>
+          <w:rFonts w:ascii="Times New Roman" w:hAnsi="Times New Roman" w:cs="Times New Roman"/>
+        </w:rPr>
+        <w:t>in</w:t>
+      </w:r>
+      <w:r>
+        <w:rPr>
+          <w:rFonts w:ascii="Times New Roman" w:hAnsi="Times New Roman" w:cs="Times New Roman"/>
+        </w:rPr>
+        <w:t xml:space="preserve"> sefer</w:t>
+      </w:r>
+      <w:r>
+        <w:rPr>
+          <w:rFonts w:ascii="Times New Roman" w:hAnsi="Times New Roman" w:cs="Times New Roman"/>
+        </w:rPr>
+        <w:t xml:space="preserve"> </w:t>
+      </w:r>
+      <w:r>
+        <w:rPr>
+          <w:rFonts w:ascii="Times New Roman" w:hAnsi="Times New Roman" w:cs="Times New Roman" w:hint="cs"/>
+          <w:rtl/>
+        </w:rPr>
+        <w:t>שמואל</w:t>
+      </w:r>
+      <w:r>
+        <w:rPr>
+          <w:rFonts w:ascii="Times New Roman" w:hAnsi="Times New Roman" w:cs="Times New Roman"/>
+        </w:rPr>
+        <w:t xml:space="preserve"> </w:t>
+      </w:r>
+      <w:r>
+        <w:rPr>
+          <w:rFonts w:ascii="Times New Roman" w:hAnsi="Times New Roman" w:cs="Times New Roman"/>
+        </w:rPr>
+        <w:t>describe</w:t>
+      </w:r>
+      <w:r>
+        <w:rPr>
+          <w:rFonts w:ascii="Times New Roman" w:hAnsi="Times New Roman" w:cs="Times New Roman"/>
+        </w:rPr>
+        <w:t xml:space="preserve"> </w:t>
+      </w:r>
+      <w:r>
+        <w:rPr>
+          <w:rFonts w:ascii="Times New Roman" w:hAnsi="Times New Roman" w:cs="Times New Roman" w:hint="cs"/>
+          <w:rtl/>
+        </w:rPr>
+        <w:t>מיכל</w:t>
+      </w:r>
+      <w:r>
+        <w:rPr>
+          <w:rFonts w:ascii="Times New Roman" w:hAnsi="Times New Roman" w:cs="Times New Roman"/>
+          <w:rtl/>
+        </w:rPr>
+        <w:t xml:space="preserve"> </w:t>
+      </w:r>
+      <w:r>
+        <w:rPr>
+          <w:rFonts w:ascii="Times New Roman" w:hAnsi="Times New Roman" w:cs="Times New Roman" w:hint="cs"/>
+          <w:rtl/>
+        </w:rPr>
+        <w:t>בת</w:t>
+      </w:r>
+      <w:r>
+        <w:rPr>
+          <w:rFonts w:ascii="Times New Roman" w:hAnsi="Times New Roman" w:cs="Times New Roman"/>
+          <w:rtl/>
+        </w:rPr>
+        <w:t xml:space="preserve"> </w:t>
+      </w:r>
+      <w:r>
+        <w:rPr>
+          <w:rFonts w:ascii="Times New Roman" w:hAnsi="Times New Roman" w:cs="Times New Roman" w:hint="cs"/>
+          <w:rtl/>
+        </w:rPr>
+        <w:t>שאול</w:t>
       </w:r>
       <w:r>
         <w:rPr>
@@ -803,97 +929,25 @@
         <w:rPr>
           <w:rFonts w:ascii="Times New Roman" w:hAnsi="Times New Roman" w:cs="Times New Roman"/>
         </w:rPr>
-        <w:t>s a</w:t>
-      </w:r>
-      <w:r>
-        <w:rPr>
-          <w:rFonts w:ascii="Times New Roman" w:hAnsi="Times New Roman" w:cs="Times New Roman"/>
-        </w:rPr>
-        <w:t xml:space="preserve"> </w:t>
-      </w:r>
-      <w:r>
-        <w:rPr>
-          <w:rFonts w:ascii="Times New Roman" w:hAnsi="Times New Roman" w:cs="Times New Roman"/>
-        </w:rPr>
-        <w:t xml:space="preserve">very sad pasuk </w:t>
-      </w:r>
-      <w:r>
-        <w:rPr>
-          <w:rFonts w:ascii="Times New Roman" w:hAnsi="Times New Roman" w:cs="Times New Roman"/>
-        </w:rPr>
-        <w:t>in</w:t>
-      </w:r>
-      <w:r>
-        <w:rPr>
-          <w:rFonts w:ascii="Times New Roman" w:hAnsi="Times New Roman" w:cs="Times New Roman"/>
-        </w:rPr>
-        <w:t xml:space="preserve"> sefer</w:t>
-      </w:r>
-      <w:r>
-        <w:rPr>
-          <w:rFonts w:ascii="Times New Roman" w:hAnsi="Times New Roman" w:cs="Times New Roman"/>
-        </w:rPr>
-        <w:t xml:space="preserve"> </w:t>
-      </w:r>
-      <w:r>
-        <w:rPr>
-          <w:rFonts w:ascii="Times New Roman" w:hAnsi="Times New Roman" w:cs="Times New Roman" w:hint="cs"/>
-          <w:rtl/>
-        </w:rPr>
-        <w:t>שמואל</w:t>
-      </w:r>
-      <w:r>
-        <w:rPr>
-          <w:rFonts w:ascii="Times New Roman" w:hAnsi="Times New Roman" w:cs="Times New Roman"/>
-        </w:rPr>
-        <w:t xml:space="preserve"> that </w:t>
-      </w:r>
-      <w:r>
-        <w:rPr>
-          <w:rFonts w:ascii="Times New Roman" w:hAnsi="Times New Roman" w:cs="Times New Roman"/>
-        </w:rPr>
-        <w:t xml:space="preserve">discusses that </w:t>
-      </w:r>
-      <w:r>
-        <w:rPr>
-          <w:rFonts w:ascii="Times New Roman" w:hAnsi="Times New Roman" w:cs="Times New Roman" w:hint="cs"/>
-          <w:rtl/>
-        </w:rPr>
-        <w:t>מיכל</w:t>
-      </w:r>
-      <w:r>
-        <w:rPr>
-          <w:rFonts w:ascii="Times New Roman" w:hAnsi="Times New Roman" w:cs="Times New Roman"/>
-          <w:rtl/>
-        </w:rPr>
-        <w:t xml:space="preserve"> </w:t>
-      </w:r>
-      <w:r>
-        <w:rPr>
-          <w:rFonts w:ascii="Times New Roman" w:hAnsi="Times New Roman" w:cs="Times New Roman" w:hint="cs"/>
-          <w:rtl/>
-        </w:rPr>
-        <w:t>בת</w:t>
-      </w:r>
-      <w:r>
-        <w:rPr>
-          <w:rFonts w:ascii="Times New Roman" w:hAnsi="Times New Roman" w:cs="Times New Roman"/>
-          <w:rtl/>
-        </w:rPr>
-        <w:t xml:space="preserve"> </w:t>
-      </w:r>
-      <w:r>
-        <w:rPr>
-          <w:rFonts w:ascii="Times New Roman" w:hAnsi="Times New Roman" w:cs="Times New Roman" w:hint="cs"/>
-          <w:rtl/>
-        </w:rPr>
-        <w:t>שאול</w:t>
-      </w:r>
-      <w:r>
-        <w:rPr>
-          <w:rFonts w:ascii="Times New Roman" w:hAnsi="Times New Roman" w:cs="Times New Roman"/>
-        </w:rPr>
-        <w:t xml:space="preserve"> disdained </w:t>
+        <w:t>s</w:t>
+      </w:r>
+      <w:r>
+        <w:rPr>
+          <w:rFonts w:ascii="Times New Roman" w:hAnsi="Times New Roman" w:cs="Times New Roman"/>
+        </w:rPr>
+        <w:t xml:space="preserve"> disdain</w:t>
+      </w:r>
+      <w:r>
+        <w:rPr>
+          <w:rFonts w:ascii="Times New Roman" w:hAnsi="Times New Roman" w:cs="Times New Roman"/>
+        </w:rPr>
+        <w:t xml:space="preserve"> for</w:t>
+      </w:r>
+      <w:r>
+        <w:rPr>
+          <w:rFonts w:ascii="Times New Roman" w:hAnsi="Times New Roman" w:cs="Times New Roman"/>
+        </w:rPr>
+        <w:t xml:space="preserve"> </w:t>
       </w:r>
       <w:r>
         <w:rPr>
@@ -920,7 +974,19 @@
         <w:rPr>
           <w:rFonts w:ascii="Times New Roman" w:hAnsi="Times New Roman" w:cs="Times New Roman"/>
         </w:rPr>
-        <w:t xml:space="preserve"> dancing with all of his might in front of the </w:t>
+        <w:t>’</w:t>
+      </w:r>
+      <w:r>
+        <w:rPr>
+          <w:rFonts w:ascii="Times New Roman" w:hAnsi="Times New Roman" w:cs="Times New Roman"/>
+        </w:rPr>
+        <w:t xml:space="preserve">s </w:t>
+      </w:r>
+      <w:r>
+        <w:rPr>
+          <w:rFonts w:ascii="Times New Roman" w:hAnsi="Times New Roman" w:cs="Times New Roman"/>
+        </w:rPr>
+        <w:t xml:space="preserve">dancing with all of his might in front of the </w:t>
       </w:r>
       <w:r>
         <w:rPr>
@@ -947,7 +1013,31 @@
         <w:rPr>
           <w:rFonts w:ascii="Times New Roman" w:hAnsi="Times New Roman" w:cs="Times New Roman"/>
         </w:rPr>
-        <w:t xml:space="preserve">. And what was her punishment? She never had a child until the day of her death. </w:t>
+        <w:t xml:space="preserve">. </w:t>
+      </w:r>
+      <w:r>
+        <w:rPr>
+          <w:rFonts w:ascii="Times New Roman" w:hAnsi="Times New Roman" w:cs="Times New Roman"/>
+        </w:rPr>
+        <w:t>W</w:t>
+      </w:r>
+      <w:r>
+        <w:rPr>
+          <w:rFonts w:ascii="Times New Roman" w:hAnsi="Times New Roman" w:cs="Times New Roman"/>
+        </w:rPr>
+        <w:t xml:space="preserve">hat was her punishment? </w:t>
+      </w:r>
+      <w:r>
+        <w:rPr>
+          <w:rFonts w:ascii="Times New Roman" w:hAnsi="Times New Roman" w:cs="Times New Roman"/>
+        </w:rPr>
+        <w:t>She did not have another child until the day she died</w:t>
+      </w:r>
+      <w:r>
+        <w:rPr>
+          <w:rFonts w:ascii="Times New Roman" w:hAnsi="Times New Roman" w:cs="Times New Roman"/>
+        </w:rPr>
+        <w:t xml:space="preserve">. </w:t>
       </w:r>
       <w:r>
         <w:rPr>
@@ -1031,7 +1121,19 @@
         <w:rPr>
           <w:rFonts w:ascii="Times New Roman" w:hAnsi="Times New Roman" w:cs="Times New Roman"/>
         </w:rPr>
-        <w:t xml:space="preserve">. And we also know that a positive </w:t>
+        <w:t xml:space="preserve">. </w:t>
+      </w:r>
+      <w:r>
+        <w:rPr>
+          <w:rFonts w:ascii="Times New Roman" w:hAnsi="Times New Roman" w:cs="Times New Roman"/>
+        </w:rPr>
+        <w:t>W</w:t>
+      </w:r>
+      <w:r>
+        <w:rPr>
+          <w:rFonts w:ascii="Times New Roman" w:hAnsi="Times New Roman" w:cs="Times New Roman"/>
+        </w:rPr>
+        <w:t xml:space="preserve">e also know that a positive </w:t>
       </w:r>
       <w:r>
         <w:rPr>
@@ -1189,19 +1291,7 @@
         <w:rPr>
           <w:rFonts w:ascii="Times New Roman" w:hAnsi="Times New Roman" w:cs="Times New Roman"/>
         </w:rPr>
-        <w:t xml:space="preserve"> Elimelech Biderman </w:t>
-      </w:r>
-      <w:r>
-        <w:rPr>
-          <w:rFonts w:ascii="Times New Roman" w:hAnsi="Times New Roman" w:cs="Times New Roman"/>
-        </w:rPr>
-        <w:t>says</w:t>
-      </w:r>
-      <w:r>
-        <w:rPr>
-          <w:rFonts w:ascii="Times New Roman" w:hAnsi="Times New Roman" w:cs="Times New Roman"/>
-        </w:rPr>
-        <w:t xml:space="preserve"> that o</w:t>
+        <w:t xml:space="preserve"> Elimelech Biderman says that o</w:t>
       </w:r>
       <w:r>
         <w:rPr>
@@ -1275,7 +1365,19 @@
         <w:rPr>
           <w:rFonts w:ascii="Times New Roman" w:hAnsi="Times New Roman" w:cs="Times New Roman"/>
         </w:rPr>
-        <w:t xml:space="preserve">had not yet been answered. His name is </w:t>
+        <w:t>had no</w:t>
+      </w:r>
+      <w:r>
+        <w:rPr>
+          <w:rFonts w:ascii="Times New Roman" w:hAnsi="Times New Roman" w:cs="Times New Roman"/>
+        </w:rPr>
+        <w:t>t yet been answered. His name was</w:t>
+      </w:r>
+      <w:r>
+        <w:rPr>
+          <w:rFonts w:ascii="Times New Roman" w:hAnsi="Times New Roman" w:cs="Times New Roman"/>
+        </w:rPr>
+        <w:t xml:space="preserve"> </w:t>
       </w:r>
       <w:r>
         <w:rPr>
@@ -1299,7 +1401,19 @@
         <w:rPr>
           <w:rFonts w:ascii="Times New Roman" w:hAnsi="Times New Roman" w:cs="Times New Roman"/>
         </w:rPr>
-        <w:t xml:space="preserve"> and he lives in </w:t>
+        <w:t xml:space="preserve"> and he live</w:t>
+      </w:r>
+      <w:r>
+        <w:rPr>
+          <w:rFonts w:ascii="Times New Roman" w:hAnsi="Times New Roman" w:cs="Times New Roman"/>
+        </w:rPr>
+        <w:t>d</w:t>
+      </w:r>
+      <w:r>
+        <w:rPr>
+          <w:rFonts w:ascii="Times New Roman" w:hAnsi="Times New Roman" w:cs="Times New Roman"/>
+        </w:rPr>
+        <w:t xml:space="preserve"> in </w:t>
       </w:r>
       <w:r>
         <w:rPr>
@@ -1541,7 +1655,19 @@
         <w:rPr>
           <w:rFonts w:ascii="Times New Roman" w:hAnsi="Times New Roman" w:cs="Times New Roman"/>
         </w:rPr>
-        <w:t xml:space="preserve">. Two years later, did it again, exerting himself for </w:t>
+        <w:t>. Two years later,</w:t>
+      </w:r>
+      <w:r>
+        <w:rPr>
+          <w:rFonts w:ascii="Times New Roman" w:hAnsi="Times New Roman" w:cs="Times New Roman"/>
+        </w:rPr>
+        <w:t xml:space="preserve"> he</w:t>
+      </w:r>
+      <w:r>
+        <w:rPr>
+          <w:rFonts w:ascii="Times New Roman" w:hAnsi="Times New Roman" w:cs="Times New Roman"/>
+        </w:rPr>
+        <w:t xml:space="preserve"> did it again, exerting himself for </w:t>
       </w:r>
       <w:r>
         <w:rPr>
@@ -1595,7 +1721,19 @@
         <w:rPr>
           <w:rFonts w:ascii="Times New Roman" w:hAnsi="Times New Roman" w:cs="Times New Roman"/>
         </w:rPr>
-        <w:t>“Right here”, R</w:t>
+        <w:t>“Right here</w:t>
+      </w:r>
+      <w:r>
+        <w:rPr>
+          <w:rFonts w:ascii="Times New Roman" w:hAnsi="Times New Roman" w:cs="Times New Roman"/>
+        </w:rPr>
+        <w:t>,”</w:t>
+      </w:r>
+      <w:r>
+        <w:rPr>
+          <w:rFonts w:ascii="Times New Roman" w:hAnsi="Times New Roman" w:cs="Times New Roman"/>
+        </w:rPr>
+        <w:t xml:space="preserve"> R</w:t>
       </w:r>
       <w:r>
         <w:rPr>
@@ -1686,7 +1824,13 @@
         <w:rPr>
           <w:rFonts w:ascii="Times New Roman" w:hAnsi="Times New Roman" w:cs="Times New Roman"/>
         </w:rPr>
-        <w:t xml:space="preserve">. He said he only needed half of a minute. </w:t>
+        <w:t>. He said he only needed half</w:t>
+      </w:r>
+      <w:r>
+        <w:rPr>
+          <w:rFonts w:ascii="Times New Roman" w:hAnsi="Times New Roman" w:cs="Times New Roman"/>
+        </w:rPr>
+        <w:t xml:space="preserve"> a minute. </w:t>
       </w:r>
       <w:r>
         <w:rPr>
@@ -2183,6 +2327,12 @@
           <w:rFonts w:ascii="Times New Roman" w:hAnsi="Times New Roman" w:cs="Times New Roman"/>
         </w:rPr>
         <w:t>’</w:t>
+      </w:r>
+      <w:r>
+        <w:rPr>
+          <w:rFonts w:ascii="Times New Roman" w:hAnsi="Times New Roman" w:cs="Times New Roman"/>
+        </w:rPr>
+        <w:t>”</w:t>
       </w:r>
     </w:p>
     <w:p>
@@ -2196,7 +2346,19 @@
         <w:rPr>
           <w:rFonts w:ascii="Times New Roman" w:hAnsi="Times New Roman" w:cs="Times New Roman"/>
         </w:rPr>
-        <w:t xml:space="preserve">What a nice story. I wanted to share that with you, and may you have a very </w:t>
+        <w:t>I</w:t>
+      </w:r>
+      <w:r>
+        <w:rPr>
+          <w:rFonts w:ascii="Times New Roman" w:hAnsi="Times New Roman" w:cs="Times New Roman"/>
+        </w:rPr>
+        <w:t xml:space="preserve"> wanted to share that with you. M</w:t>
+      </w:r>
+      <w:r>
+        <w:rPr>
+          <w:rFonts w:ascii="Times New Roman" w:hAnsi="Times New Roman" w:cs="Times New Roman"/>
+        </w:rPr>
+        <w:t xml:space="preserve">ay you have a very </w:t>
       </w:r>
       <w:r>
         <w:rPr>

--- a/Files/06 - Yom Tov/14 - Simchas Torah/5785/Simchas Torah 5785.docx
+++ b/Files/06 - Yom Tov/14 - Simchas Torah/5785/Simchas Torah 5785.docx
@@ -95,7 +95,7 @@
           <w:rFonts w:ascii="Times New Roman" w:hAnsi="Times New Roman" w:cs="Times New Roman" w:hint="cs"/>
           <w:rtl/>
         </w:rPr>
-        <w:t>העבודה</w:t>
+        <w:t xml:space="preserve">העבודה </w:t>
       </w:r>
       <w:r>
         <w:rPr>
@@ -221,7 +221,7 @@
           <w:rFonts w:ascii="Times New Roman" w:hAnsi="Times New Roman" w:cs="Times New Roman"/>
           <w:rtl/>
         </w:rPr>
-        <w:t>"</w:t>
+        <w:t>״</w:t>
       </w:r>
       <w:r>
         <w:rPr>
